--- a/downloads/teacher/04 Units/Unit 06 - Food Systems and Production - From Farm to Table/Lesson 06.16 - Cook Day.docx
+++ b/downloads/teacher/04 Units/Unit 06 - Food Systems and Production - From Farm to Table/Lesson 06.16 - Cook Day.docx
@@ -350,23 +350,41 @@
       <w:r>
         <w:t xml:space="preserve">By the end of this lesson, students will be able to:</w:t>
       </w:r>
-      <w:r>
-        <w:t xml:space="preserve"> </w:t>
-      </w:r>
-      <w:r>
-        <w:t xml:space="preserve">1. (Low) Following their own station card, execute their role’s tasks in each block of the flowchart and name the safety rule that applies to each one.</w:t>
-      </w:r>
-      <w:r>
-        <w:t xml:space="preserve"> </w:t>
-      </w:r>
-      <w:r>
-        <w:t xml:space="preserve">2. (Mid) Prepare, portion, and serve their scaled dish for the whole class inside the timed flowchart, calling the teacher at the two points where the teacher is required (the oven door and the drain).</w:t>
-      </w:r>
-      <w:r>
-        <w:t xml:space="preserve"> </w:t>
-      </w:r>
-      <w:r>
-        <w:t xml:space="preserve">3. (High) When the plan slips, evaluate what happened against the flowchart and adjust the team’s next block out loud, then judge at the end whether the adjustment worked.</w:t>
+    </w:p>
+    <w:p>
+      <w:pPr>
+        <w:numPr>
+          <w:ilvl w:val="0"/>
+          <w:numId w:val="1002"/>
+        </w:numPr>
+        <w:pStyle w:val="Compact"/>
+      </w:pPr>
+      <w:r>
+        <w:t xml:space="preserve">(Low) Following their own station card, execute their role’s tasks in each block of the flowchart and name the safety rule that applies to each one.</w:t>
+      </w:r>
+    </w:p>
+    <w:p>
+      <w:pPr>
+        <w:numPr>
+          <w:ilvl w:val="0"/>
+          <w:numId w:val="1002"/>
+        </w:numPr>
+        <w:pStyle w:val="Compact"/>
+      </w:pPr>
+      <w:r>
+        <w:t xml:space="preserve">(Mid) Prepare, portion, and serve their scaled dish for the whole class inside the timed flowchart, calling the teacher at the two points where the teacher is required (the oven door and the drain).</w:t>
+      </w:r>
+    </w:p>
+    <w:p>
+      <w:pPr>
+        <w:numPr>
+          <w:ilvl w:val="0"/>
+          <w:numId w:val="1002"/>
+        </w:numPr>
+        <w:pStyle w:val="Compact"/>
+      </w:pPr>
+      <w:r>
+        <w:t xml:space="preserve">(High) When the plan slips, evaluate what happened against the flowchart and adjust the team’s next block out loud, then judge at the end whether the adjustment worked.</w:t>
       </w:r>
     </w:p>
     <w:p>
@@ -407,7 +425,7 @@
       <w:pPr>
         <w:numPr>
           <w:ilvl w:val="0"/>
-          <w:numId w:val="1002"/>
+          <w:numId w:val="1003"/>
         </w:numPr>
         <w:pStyle w:val="Compact"/>
       </w:pPr>
@@ -419,7 +437,7 @@
       <w:pPr>
         <w:numPr>
           <w:ilvl w:val="0"/>
-          <w:numId w:val="1002"/>
+          <w:numId w:val="1003"/>
         </w:numPr>
         <w:pStyle w:val="Compact"/>
       </w:pPr>
@@ -431,7 +449,7 @@
       <w:pPr>
         <w:numPr>
           <w:ilvl w:val="0"/>
-          <w:numId w:val="1002"/>
+          <w:numId w:val="1003"/>
         </w:numPr>
         <w:pStyle w:val="Compact"/>
       </w:pPr>
@@ -443,7 +461,7 @@
       <w:pPr>
         <w:numPr>
           <w:ilvl w:val="0"/>
-          <w:numId w:val="1002"/>
+          <w:numId w:val="1003"/>
         </w:numPr>
         <w:pStyle w:val="Compact"/>
       </w:pPr>
@@ -455,7 +473,7 @@
       <w:pPr>
         <w:numPr>
           <w:ilvl w:val="0"/>
-          <w:numId w:val="1002"/>
+          <w:numId w:val="1003"/>
         </w:numPr>
         <w:pStyle w:val="Compact"/>
       </w:pPr>
@@ -482,7 +500,7 @@
       <w:pPr>
         <w:numPr>
           <w:ilvl w:val="0"/>
-          <w:numId w:val="1002"/>
+          <w:numId w:val="1003"/>
         </w:numPr>
         <w:pStyle w:val="Compact"/>
       </w:pPr>
@@ -524,7 +542,7 @@
       <w:pPr>
         <w:numPr>
           <w:ilvl w:val="0"/>
-          <w:numId w:val="1002"/>
+          <w:numId w:val="1003"/>
         </w:numPr>
         <w:pStyle w:val="Compact"/>
       </w:pPr>
@@ -536,7 +554,7 @@
       <w:pPr>
         <w:numPr>
           <w:ilvl w:val="0"/>
-          <w:numId w:val="1002"/>
+          <w:numId w:val="1003"/>
         </w:numPr>
         <w:pStyle w:val="Compact"/>
       </w:pPr>
@@ -548,7 +566,7 @@
       <w:pPr>
         <w:numPr>
           <w:ilvl w:val="0"/>
-          <w:numId w:val="1002"/>
+          <w:numId w:val="1003"/>
         </w:numPr>
         <w:pStyle w:val="Compact"/>
       </w:pPr>
@@ -560,7 +578,7 @@
       <w:pPr>
         <w:numPr>
           <w:ilvl w:val="0"/>
-          <w:numId w:val="1002"/>
+          <w:numId w:val="1003"/>
         </w:numPr>
         <w:pStyle w:val="Compact"/>
       </w:pPr>
@@ -587,7 +605,7 @@
       <w:pPr>
         <w:numPr>
           <w:ilvl w:val="0"/>
-          <w:numId w:val="1002"/>
+          <w:numId w:val="1003"/>
         </w:numPr>
         <w:pStyle w:val="Compact"/>
       </w:pPr>
@@ -670,7 +688,7 @@
       <w:pPr>
         <w:numPr>
           <w:ilvl w:val="0"/>
-          <w:numId w:val="1003"/>
+          <w:numId w:val="1004"/>
         </w:numPr>
         <w:pStyle w:val="Compact"/>
       </w:pPr>
@@ -682,7 +700,7 @@
       <w:pPr>
         <w:numPr>
           <w:ilvl w:val="0"/>
-          <w:numId w:val="1003"/>
+          <w:numId w:val="1004"/>
         </w:numPr>
         <w:pStyle w:val="Compact"/>
       </w:pPr>
@@ -694,7 +712,7 @@
       <w:pPr>
         <w:numPr>
           <w:ilvl w:val="0"/>
-          <w:numId w:val="1003"/>
+          <w:numId w:val="1004"/>
         </w:numPr>
         <w:pStyle w:val="Compact"/>
       </w:pPr>
@@ -718,7 +736,7 @@
       <w:pPr>
         <w:numPr>
           <w:ilvl w:val="0"/>
-          <w:numId w:val="1003"/>
+          <w:numId w:val="1004"/>
         </w:numPr>
         <w:pStyle w:val="Compact"/>
       </w:pPr>
@@ -1326,7 +1344,7 @@
       <w:pPr>
         <w:numPr>
           <w:ilvl w:val="0"/>
-          <w:numId w:val="1004"/>
+          <w:numId w:val="1005"/>
         </w:numPr>
         <w:pStyle w:val="Compact"/>
       </w:pPr>
@@ -1338,7 +1356,7 @@
       <w:pPr>
         <w:numPr>
           <w:ilvl w:val="0"/>
-          <w:numId w:val="1004"/>
+          <w:numId w:val="1005"/>
         </w:numPr>
         <w:pStyle w:val="Compact"/>
       </w:pPr>
@@ -1350,7 +1368,7 @@
       <w:pPr>
         <w:numPr>
           <w:ilvl w:val="0"/>
-          <w:numId w:val="1004"/>
+          <w:numId w:val="1005"/>
         </w:numPr>
         <w:pStyle w:val="Compact"/>
       </w:pPr>
@@ -1362,7 +1380,7 @@
       <w:pPr>
         <w:numPr>
           <w:ilvl w:val="0"/>
-          <w:numId w:val="1004"/>
+          <w:numId w:val="1005"/>
         </w:numPr>
         <w:pStyle w:val="Compact"/>
       </w:pPr>
@@ -1374,7 +1392,7 @@
       <w:pPr>
         <w:numPr>
           <w:ilvl w:val="0"/>
-          <w:numId w:val="1004"/>
+          <w:numId w:val="1005"/>
         </w:numPr>
         <w:pStyle w:val="Compact"/>
       </w:pPr>
@@ -2626,23 +2644,41 @@
       <w:r>
         <w:t xml:space="preserve">Monitor understanding:</w:t>
       </w:r>
-      <w:r>
-        <w:t xml:space="preserve"> </w:t>
-      </w:r>
-      <w:r>
-        <w:t xml:space="preserve">- What block are you in right now? Point to it on your flowchart.</w:t>
-      </w:r>
-      <w:r>
-        <w:t xml:space="preserve"> </w:t>
-      </w:r>
-      <w:r>
-        <w:t xml:space="preserve">- What is the next thing that has to happen, and who does it?</w:t>
-      </w:r>
-      <w:r>
-        <w:t xml:space="preserve"> </w:t>
-      </w:r>
-      <w:r>
-        <w:t xml:space="preserve">- Read me the</w:t>
+    </w:p>
+    <w:p>
+      <w:pPr>
+        <w:numPr>
+          <w:ilvl w:val="0"/>
+          <w:numId w:val="1006"/>
+        </w:numPr>
+        <w:pStyle w:val="Compact"/>
+      </w:pPr>
+      <w:r>
+        <w:t xml:space="preserve">What block are you in right now? Point to it on your flowchart.</w:t>
+      </w:r>
+    </w:p>
+    <w:p>
+      <w:pPr>
+        <w:numPr>
+          <w:ilvl w:val="0"/>
+          <w:numId w:val="1006"/>
+        </w:numPr>
+        <w:pStyle w:val="Compact"/>
+      </w:pPr>
+      <w:r>
+        <w:t xml:space="preserve">What is the next thing that has to happen, and who does it?</w:t>
+      </w:r>
+    </w:p>
+    <w:p>
+      <w:pPr>
+        <w:numPr>
+          <w:ilvl w:val="0"/>
+          <w:numId w:val="1006"/>
+        </w:numPr>
+        <w:pStyle w:val="Compact"/>
+      </w:pPr>
+      <w:r>
+        <w:t xml:space="preserve">Read me the</w:t>
       </w:r>
       <w:r>
         <w:t xml:space="preserve"> </w:t>
@@ -2662,55 +2698,97 @@
       <w:r>
         <w:t xml:space="preserve">line for this step.</w:t>
       </w:r>
-      <w:r>
-        <w:t xml:space="preserve"> </w:t>
-      </w:r>
-      <w:r>
-        <w:t xml:space="preserve">- Whose job is it to call me for the drain? What minute does the grid say?</w:t>
-      </w:r>
-      <w:r>
-        <w:t xml:space="preserve"> </w:t>
-      </w:r>
-      <w:r>
-        <w:t xml:space="preserve">- Your timer went off. What does the card say to do before you touch it?</w:t>
-      </w:r>
-    </w:p>
-    <w:p>
-      <w:pPr>
-        <w:pStyle w:val="BodyText"/>
+    </w:p>
+    <w:p>
+      <w:pPr>
+        <w:numPr>
+          <w:ilvl w:val="0"/>
+          <w:numId w:val="1006"/>
+        </w:numPr>
+        <w:pStyle w:val="Compact"/>
+      </w:pPr>
+      <w:r>
+        <w:t xml:space="preserve">Whose job is it to call me for the drain? What minute does the grid say?</w:t>
+      </w:r>
+    </w:p>
+    <w:p>
+      <w:pPr>
+        <w:numPr>
+          <w:ilvl w:val="0"/>
+          <w:numId w:val="1006"/>
+        </w:numPr>
+        <w:pStyle w:val="Compact"/>
+      </w:pPr>
+      <w:r>
+        <w:t xml:space="preserve">Your timer went off. What does the card say to do before you touch it?</w:t>
+      </w:r>
+    </w:p>
+    <w:p>
+      <w:pPr>
+        <w:pStyle w:val="FirstParagraph"/>
       </w:pPr>
       <w:r>
         <w:t xml:space="preserve">Deepen learning:</w:t>
       </w:r>
-      <w:r>
-        <w:t xml:space="preserve"> </w:t>
-      </w:r>
-      <w:r>
-        <w:t xml:space="preserve">- Your plan said minute 18 and it is minute 22. What one thing would you change on the flowchart if you ran this again tomorrow?</w:t>
-      </w:r>
-      <w:r>
-        <w:t xml:space="preserve"> </w:t>
-      </w:r>
-      <w:r>
-        <w:t xml:space="preserve">- The other station finished early and came to help you. In a real kitchen, does that happen? Why or why not?</w:t>
-      </w:r>
-      <w:r>
-        <w:t xml:space="preserve"> </w:t>
-      </w:r>
-      <w:r>
-        <w:t xml:space="preserve">- You served the class before you served yourselves. What does that habit do in a restaurant, and what does it do in a family?</w:t>
-      </w:r>
-      <w:r>
-        <w:t xml:space="preserve"> </w:t>
-      </w:r>
-      <w:r>
-        <w:t xml:space="preserve">- Nobody in here used a knife today and we still fed 28 people. What did that constraint cost you, and what did it buy you?</w:t>
-      </w:r>
-      <w:r>
-        <w:t xml:space="preserve"> </w:t>
-      </w:r>
-      <w:r>
-        <w:t xml:space="preserve">- If I were absent tomorrow, could a substitute run your station from your card alone? Which step would stop them?</w:t>
+    </w:p>
+    <w:p>
+      <w:pPr>
+        <w:numPr>
+          <w:ilvl w:val="0"/>
+          <w:numId w:val="1007"/>
+        </w:numPr>
+        <w:pStyle w:val="Compact"/>
+      </w:pPr>
+      <w:r>
+        <w:t xml:space="preserve">Your plan said minute 18 and it is minute 22. What one thing would you change on the flowchart if you ran this again tomorrow?</w:t>
+      </w:r>
+    </w:p>
+    <w:p>
+      <w:pPr>
+        <w:numPr>
+          <w:ilvl w:val="0"/>
+          <w:numId w:val="1007"/>
+        </w:numPr>
+        <w:pStyle w:val="Compact"/>
+      </w:pPr>
+      <w:r>
+        <w:t xml:space="preserve">The other station finished early and came to help you. In a real kitchen, does that happen? Why or why not?</w:t>
+      </w:r>
+    </w:p>
+    <w:p>
+      <w:pPr>
+        <w:numPr>
+          <w:ilvl w:val="0"/>
+          <w:numId w:val="1007"/>
+        </w:numPr>
+        <w:pStyle w:val="Compact"/>
+      </w:pPr>
+      <w:r>
+        <w:t xml:space="preserve">You served the class before you served yourselves. What does that habit do in a restaurant, and what does it do in a family?</w:t>
+      </w:r>
+    </w:p>
+    <w:p>
+      <w:pPr>
+        <w:numPr>
+          <w:ilvl w:val="0"/>
+          <w:numId w:val="1007"/>
+        </w:numPr>
+        <w:pStyle w:val="Compact"/>
+      </w:pPr>
+      <w:r>
+        <w:t xml:space="preserve">Nobody in here used a knife today and we still fed 28 people. What did that constraint cost you, and what did it buy you?</w:t>
+      </w:r>
+    </w:p>
+    <w:p>
+      <w:pPr>
+        <w:numPr>
+          <w:ilvl w:val="0"/>
+          <w:numId w:val="1007"/>
+        </w:numPr>
+        <w:pStyle w:val="Compact"/>
+      </w:pPr>
+      <w:r>
+        <w:t xml:space="preserve">If I were absent tomorrow, could a substitute run your station from your card alone? Which step would stop them?</w:t>
       </w:r>
     </w:p>
     <w:p>
@@ -2781,7 +2859,7 @@
       <w:pPr>
         <w:numPr>
           <w:ilvl w:val="0"/>
-          <w:numId w:val="1005"/>
+          <w:numId w:val="1008"/>
         </w:numPr>
         <w:pStyle w:val="Compact"/>
       </w:pPr>
@@ -2793,7 +2871,7 @@
       <w:pPr>
         <w:numPr>
           <w:ilvl w:val="0"/>
-          <w:numId w:val="1005"/>
+          <w:numId w:val="1008"/>
         </w:numPr>
         <w:pStyle w:val="Compact"/>
       </w:pPr>
@@ -2805,7 +2883,7 @@
       <w:pPr>
         <w:numPr>
           <w:ilvl w:val="0"/>
-          <w:numId w:val="1005"/>
+          <w:numId w:val="1008"/>
         </w:numPr>
         <w:pStyle w:val="Compact"/>
       </w:pPr>
@@ -2847,7 +2925,7 @@
       <w:pPr>
         <w:numPr>
           <w:ilvl w:val="0"/>
-          <w:numId w:val="1005"/>
+          <w:numId w:val="1008"/>
         </w:numPr>
         <w:pStyle w:val="Compact"/>
       </w:pPr>
@@ -2859,7 +2937,7 @@
       <w:pPr>
         <w:numPr>
           <w:ilvl w:val="0"/>
-          <w:numId w:val="1005"/>
+          <w:numId w:val="1008"/>
         </w:numPr>
         <w:pStyle w:val="Compact"/>
       </w:pPr>
@@ -2871,7 +2949,7 @@
       <w:pPr>
         <w:numPr>
           <w:ilvl w:val="0"/>
-          <w:numId w:val="1005"/>
+          <w:numId w:val="1008"/>
         </w:numPr>
         <w:pStyle w:val="Compact"/>
       </w:pPr>
@@ -3314,7 +3392,7 @@
       <w:pPr>
         <w:numPr>
           <w:ilvl w:val="0"/>
-          <w:numId w:val="1006"/>
+          <w:numId w:val="1009"/>
         </w:numPr>
         <w:pStyle w:val="Compact"/>
       </w:pPr>
@@ -3338,7 +3416,7 @@
       <w:pPr>
         <w:numPr>
           <w:ilvl w:val="0"/>
-          <w:numId w:val="1006"/>
+          <w:numId w:val="1009"/>
         </w:numPr>
         <w:pStyle w:val="Compact"/>
       </w:pPr>
@@ -3350,7 +3428,7 @@
       <w:pPr>
         <w:numPr>
           <w:ilvl w:val="0"/>
-          <w:numId w:val="1006"/>
+          <w:numId w:val="1009"/>
         </w:numPr>
         <w:pStyle w:val="Compact"/>
       </w:pPr>
@@ -3383,7 +3461,7 @@
       <w:pPr>
         <w:numPr>
           <w:ilvl w:val="0"/>
-          <w:numId w:val="1006"/>
+          <w:numId w:val="1009"/>
         </w:numPr>
         <w:pStyle w:val="Compact"/>
       </w:pPr>
@@ -3407,7 +3485,7 @@
       <w:pPr>
         <w:numPr>
           <w:ilvl w:val="0"/>
-          <w:numId w:val="1006"/>
+          <w:numId w:val="1009"/>
         </w:numPr>
         <w:pStyle w:val="Compact"/>
       </w:pPr>
@@ -3431,7 +3509,7 @@
       <w:pPr>
         <w:numPr>
           <w:ilvl w:val="0"/>
-          <w:numId w:val="1006"/>
+          <w:numId w:val="1009"/>
         </w:numPr>
         <w:pStyle w:val="Compact"/>
       </w:pPr>
@@ -3452,7 +3530,7 @@
       <w:pPr>
         <w:numPr>
           <w:ilvl w:val="0"/>
-          <w:numId w:val="1006"/>
+          <w:numId w:val="1009"/>
         </w:numPr>
         <w:pStyle w:val="Compact"/>
       </w:pPr>
@@ -3504,7 +3582,7 @@
       <w:pPr>
         <w:numPr>
           <w:ilvl w:val="0"/>
-          <w:numId w:val="1007"/>
+          <w:numId w:val="1010"/>
         </w:numPr>
         <w:pStyle w:val="Compact"/>
       </w:pPr>
@@ -3516,7 +3594,7 @@
       <w:pPr>
         <w:numPr>
           <w:ilvl w:val="0"/>
-          <w:numId w:val="1007"/>
+          <w:numId w:val="1010"/>
         </w:numPr>
         <w:pStyle w:val="Compact"/>
       </w:pPr>
@@ -3528,7 +3606,7 @@
       <w:pPr>
         <w:numPr>
           <w:ilvl w:val="0"/>
-          <w:numId w:val="1007"/>
+          <w:numId w:val="1010"/>
         </w:numPr>
         <w:pStyle w:val="Compact"/>
       </w:pPr>
@@ -3540,7 +3618,7 @@
       <w:pPr>
         <w:numPr>
           <w:ilvl w:val="0"/>
-          <w:numId w:val="1007"/>
+          <w:numId w:val="1010"/>
         </w:numPr>
         <w:pStyle w:val="Compact"/>
       </w:pPr>
@@ -3552,7 +3630,7 @@
       <w:pPr>
         <w:numPr>
           <w:ilvl w:val="0"/>
-          <w:numId w:val="1007"/>
+          <w:numId w:val="1010"/>
         </w:numPr>
         <w:pStyle w:val="Compact"/>
       </w:pPr>
@@ -3564,7 +3642,7 @@
       <w:pPr>
         <w:numPr>
           <w:ilvl w:val="0"/>
-          <w:numId w:val="1007"/>
+          <w:numId w:val="1010"/>
         </w:numPr>
         <w:pStyle w:val="Compact"/>
       </w:pPr>
@@ -3576,7 +3654,7 @@
       <w:pPr>
         <w:numPr>
           <w:ilvl w:val="0"/>
-          <w:numId w:val="1007"/>
+          <w:numId w:val="1010"/>
         </w:numPr>
         <w:pStyle w:val="Compact"/>
       </w:pPr>
@@ -3588,7 +3666,7 @@
       <w:pPr>
         <w:numPr>
           <w:ilvl w:val="0"/>
-          <w:numId w:val="1007"/>
+          <w:numId w:val="1010"/>
         </w:numPr>
         <w:pStyle w:val="Compact"/>
       </w:pPr>
@@ -3603,7 +3681,7 @@
       <w:pPr>
         <w:numPr>
           <w:ilvl w:val="0"/>
-          <w:numId w:val="1007"/>
+          <w:numId w:val="1010"/>
         </w:numPr>
         <w:pStyle w:val="Compact"/>
       </w:pPr>
@@ -4018,9 +4096,6 @@
     <w:abstractNumId w:val="991"/>
   </w:num>
   <w:num w:numId="1002">
-    <w:abstractNumId w:val="991"/>
-  </w:num>
-  <w:num w:numId="1003">
     <w:abstractNumId w:val="99411"/>
     <w:lvlOverride w:ilvl="0">
       <w:startOverride w:val="1"/>
@@ -4050,8 +4125,38 @@
       <w:startOverride w:val="1"/>
     </w:lvlOverride>
   </w:num>
+  <w:num w:numId="1003">
+    <w:abstractNumId w:val="991"/>
+  </w:num>
   <w:num w:numId="1004">
-    <w:abstractNumId w:val="991"/>
+    <w:abstractNumId w:val="99411"/>
+    <w:lvlOverride w:ilvl="0">
+      <w:startOverride w:val="1"/>
+    </w:lvlOverride>
+    <w:lvlOverride w:ilvl="1">
+      <w:startOverride w:val="1"/>
+    </w:lvlOverride>
+    <w:lvlOverride w:ilvl="2">
+      <w:startOverride w:val="1"/>
+    </w:lvlOverride>
+    <w:lvlOverride w:ilvl="3">
+      <w:startOverride w:val="1"/>
+    </w:lvlOverride>
+    <w:lvlOverride w:ilvl="4">
+      <w:startOverride w:val="1"/>
+    </w:lvlOverride>
+    <w:lvlOverride w:ilvl="5">
+      <w:startOverride w:val="1"/>
+    </w:lvlOverride>
+    <w:lvlOverride w:ilvl="6">
+      <w:startOverride w:val="1"/>
+    </w:lvlOverride>
+    <w:lvlOverride w:ilvl="7">
+      <w:startOverride w:val="1"/>
+    </w:lvlOverride>
+    <w:lvlOverride w:ilvl="8">
+      <w:startOverride w:val="1"/>
+    </w:lvlOverride>
   </w:num>
   <w:num w:numId="1005">
     <w:abstractNumId w:val="991"/>
@@ -4060,6 +4165,15 @@
     <w:abstractNumId w:val="991"/>
   </w:num>
   <w:num w:numId="1007">
+    <w:abstractNumId w:val="991"/>
+  </w:num>
+  <w:num w:numId="1008">
+    <w:abstractNumId w:val="991"/>
+  </w:num>
+  <w:num w:numId="1009">
+    <w:abstractNumId w:val="991"/>
+  </w:num>
+  <w:num w:numId="1010">
     <w:abstractNumId w:val="991"/>
   </w:num>
 </w:numbering>

--- a/downloads/teacher/04 Units/Unit 06 - Food Systems and Production - From Farm to Table/Lesson 06.16 - Cook Day.docx
+++ b/downloads/teacher/04 Units/Unit 06 - Food Systems and Production - From Farm to Table/Lesson 06.16 - Cook Day.docx
@@ -627,16 +627,7 @@
         <w:t xml:space="preserve"> </w:t>
       </w:r>
       <w:r>
-        <w:t xml:space="preserve">the food cost for both days is the approved consolidated list, about $80 for a class of 28 ($20 per station), from Lesson 6.15. Paper goods about $8 if the room does not already have them. Both figures are Long Island supermarket prices from Sal’s verified King Kullen lists, marked</w:t>
-      </w:r>
-      <w:r>
-        <w:t xml:space="preserve"> </w:t>
-      </w:r>
-      <w:r>
-        <w:rPr>
-          <w:rStyle w:val="TeacherNote"/>
-        </w:rPr>
-        <w:t xml:space="preserve">[update from this week’s circular].</w:t>
+        <w:t xml:space="preserve">the food cost for both days is the approved consolidated list, about $80 for a class of 28 ($20 per station), from Lesson 6.15. Paper goods about $8 if the room does not already have them. Both figures are Long Island supermarket prices from my verified supermarket lists, to be refreshed from the current circular before teaching.</w:t>
       </w:r>
     </w:p>
     <w:p>
@@ -758,7 +749,7 @@
         <w:t xml:space="preserve">“</w:t>
       </w:r>
       <w:r>
-        <w:t xml:space="preserve">Your plan is on the wall. In thirty-six minutes we eat. Go.</w:t>
+        <w:t xml:space="preserve">Your plan is on the wall. In twenty-five minutes we eat. Go.</w:t>
       </w:r>
       <w:r>
         <w:t xml:space="preserve">”</w:t>
@@ -2989,15 +2980,6 @@
       <w:r>
         <w:t xml:space="preserve">The allergy list is posted at four places and read aloud at every station in the first four minutes. Every station card carries an allergen box, and the Station Manager reads it to the whole class before the first plate leaves the serving table; if it was not read, the teacher stops the service. Any student with an allergen in the day’s dishes is identified at pre-flight item 9 and is given the alternate portion set aside from another station’s dish or the packaged alternate kept in the desk. No sharing of plates or utensils between stations during service. Serving spoons stay in their own dish. Anything reheated that contains pre-cooked meat is thermometered to 165 F out loud.</w:t>
       </w:r>
-      <w:r>
-        <w:t xml:space="preserve"> </w:t>
-      </w:r>
-      <w:r>
-        <w:rPr>
-          <w:rStyle w:val="TeacherNote"/>
-        </w:rPr>
-        <w:t xml:space="preserve">[Sal: keep two shelf-stable alternates in the desk for this unit, a nut-free and dairy-free snack, so nobody sits with an empty plate.]</w:t>
-      </w:r>
     </w:p>
     <w:p>
       <w:pPr>
@@ -3368,15 +3350,6 @@
       <w:r>
         <w:t xml:space="preserve">Inside the building: the custodian and the building engineer. FACS gives them advance notice of a four-burner, full-oven day and a room that gets cleaned to a signed checklist; they give FACS a working exhaust fan, an extra bus tub, and a heads-up if the water is running cold. That is a two-minute conversation the week before and it prevents the worst version of cook day. Community: a chef, caterer, or restaurant line cook for a ten-minute visit at the serving table on Day 2. FACS gives them a class that ran four stations off a written plan; they give FACS one story about a night the line went down and what the kitchen did.</w:t>
       </w:r>
-      <w:r>
-        <w:t xml:space="preserve"> </w:t>
-      </w:r>
-      <w:r>
-        <w:rPr>
-          <w:rStyle w:val="TeacherNote"/>
-        </w:rPr>
-        <w:t xml:space="preserve">[Sal: your Fire Island hotel food and beverage work is that story. Tell it at the table on Day 2, not before.]</w:t>
-      </w:r>
     </w:p>
     <w:p>
       <w:pPr>
@@ -3447,15 +3420,6 @@
       <w:r>
         <w:t xml:space="preserve">, Part A.6.</w:t>
       </w:r>
-      <w:r>
-        <w:t xml:space="preserve"> </w:t>
-      </w:r>
-      <w:r>
-        <w:rPr>
-          <w:rStyle w:val="TeacherNote"/>
-        </w:rPr>
-        <w:t xml:space="preserve">[Sal: confirm against the NYSED PDF.]</w:t>
-      </w:r>
     </w:p>
     <w:p>
       <w:pPr>
@@ -3516,15 +3480,6 @@
       <w:r>
         <w:t xml:space="preserve">The 165 F reheating temperature for previously cooked foods and the two-hour rule for leftovers are the USDA Food Safety and Inspection Service figures used all year in this course (Unit 1 Lessons 1.2 and 1.17).</w:t>
       </w:r>
-      <w:r>
-        <w:t xml:space="preserve"> </w:t>
-      </w:r>
-      <w:r>
-        <w:rPr>
-          <w:rStyle w:val="TeacherNote"/>
-        </w:rPr>
-        <w:t xml:space="preserve">[Sal: confirm against fsis.usda.gov before the site goes public.]</w:t>
-      </w:r>
     </w:p>
     <w:p>
       <w:pPr>
@@ -3535,37 +3490,7 @@
         <w:pStyle w:val="Compact"/>
       </w:pPr>
       <w:r>
-        <w:t xml:space="preserve">Sal’s own materials:</w:t>
-      </w:r>
-      <w:r>
-        <w:t xml:space="preserve"> </w:t>
-      </w:r>
-      <w:r>
-        <w:rPr>
-          <w:rStyle w:val="VerbatimChar"/>
-        </w:rPr>
-        <w:t xml:space="preserve">education_teaching_facs_kingkullen_masterflowchart_2026_03.pdf</w:t>
-      </w:r>
-      <w:r>
-        <w:t xml:space="preserve"> </w:t>
-      </w:r>
-      <w:r>
-        <w:t xml:space="preserve">(four kitchens in five-minute blocks with a support duty column and the teacher notes on always supervising the draining of pasta because of the steam, checking the oven bread yourself, and letting no student touch knives or oven doors) is the source of the teacher duty list and the two required teacher points.</w:t>
-      </w:r>
-      <w:r>
-        <w:t xml:space="preserve"> </w:t>
-      </w:r>
-      <w:r>
-        <w:rPr>
-          <w:rStyle w:val="VerbatimChar"/>
-        </w:rPr>
-        <w:t xml:space="preserve">education_teaching_facs_kingkullen_stationcards_2026_03.pdf</w:t>
-      </w:r>
-      <w:r>
-        <w:t xml:space="preserve"> </w:t>
-      </w:r>
-      <w:r>
-        <w:t xml:space="preserve">supplies the station card format and the safety reminder wording.</w:t>
+        <w:t xml:space="preserve">My own materials: (four kitchens in five-minute blocks with a support duty column and the teacher notes on always supervising the draining of pasta because of the steam, checking the oven bread yourself, and letting no student touch knives or oven doors) is the source of the teacher duty list and the two required teacher points. supplies the station card format and the safety reminder wording.</w:t>
       </w:r>
     </w:p>
     <w:p>
@@ -3660,36 +3585,6 @@
       </w:pPr>
       <w:r>
         <w:t xml:space="preserve">Leftovers: the two-hour rule. Anything that has been out since minute 24 goes in the refrigerator before you leave the room or goes in the trash. Label and date what you keep for Lesson 6.17.</w:t>
-      </w:r>
-    </w:p>
-    <w:p>
-      <w:pPr>
-        <w:numPr>
-          <w:ilvl w:val="0"/>
-          <w:numId w:val="1010"/>
-        </w:numPr>
-        <w:pStyle w:val="Compact"/>
-      </w:pPr>
-      <w:r>
-        <w:rPr>
-          <w:rStyle w:val="TeacherNote"/>
-        </w:rPr>
-        <w:t xml:space="preserve">[Sal: your room, your burners. If your stove takes eleven minutes to boil a full pot, the flowchart blocks in this lesson need to shift and the students should be told the real number in Lesson 6.14, not discover it today. Time one pot the week before and write the number on the master grid.]</w:t>
-      </w:r>
-    </w:p>
-    <w:p>
-      <w:pPr>
-        <w:numPr>
-          <w:ilvl w:val="0"/>
-          <w:numId w:val="1010"/>
-        </w:numPr>
-        <w:pStyle w:val="Compact"/>
-      </w:pPr>
-      <w:r>
-        <w:rPr>
-          <w:rStyle w:val="TeacherNote"/>
-        </w:rPr>
-        <w:t xml:space="preserve">[Sal: decide whether the second section of the day cooks the same menu or a different one. Same menu means one shopping list and one setup; different menus means two of everything. Sal’s own system ran the same menu across six periods on one $200 order, which is the version that scales.]</w:t>
       </w:r>
     </w:p>
     <w:sectPr>
